--- a/ef03af28 (Artificial Oyster Reefs)/Dictionnaire des données.docx
+++ b/ef03af28 (Artificial Oyster Reefs)/Dictionnaire des données.docx
@@ -59,1085 +59,18 @@
         <w:t>Ce dictionnaire de données est fourni afin de faciliter la compréhension et la transparence des ensembles de données ouvertes utilisés dans les analyses statistiques et la génération des figures des paramètres biotiques et abiotiques présentés dans l'article principal et les figures et tableaux supplémentaires. Dans les pages suivantes, nous décrivons la nature de chaque ensemble de données, précisons à quelles analyses et/ou figures chaque ensemble de données se rapporte, et fournissons des descriptions écrites pour chaque en-tête de colonne dans l'ensemble de données. Les informations relatives aux ensembles de données ci-dessous sont classées par ordre d'apparition dans le script R.</w:t>
       </w:r>
     </w:p>
-    <w:sdt>
-      <w:sdtPr>
-        <w:rPr>
-          <w:rFonts w:ascii="Calibri" w:eastAsiaTheme="minorHAnsi" w:hAnsi="Calibri" w:cs="Calibri"/>
-          <w:sz w:val="22"/>
-          <w:szCs w:val="22"/>
-          <w:lang w:val="en-US"/>
-        </w:rPr>
-        <w:id w:val="-1257513997"/>
-        <w:docPartObj>
-          <w:docPartGallery w:val="Table of Contents"/>
-          <w:docPartUnique/>
-        </w:docPartObj>
-      </w:sdtPr>
-      <w:sdtEndPr>
-        <w:rPr>
+    <w:p>
+      <w:pPr>
+        <w:rPr>
+          <w:rFonts w:ascii="Calibri" w:eastAsiaTheme="majorEastAsia" w:hAnsi="Calibri" w:cs="Calibri"/>
           <w:b/>
           <w:bCs/>
-          <w:noProof/>
-        </w:rPr>
-      </w:sdtEndPr>
-      <w:sdtContent>
-        <w:p>
-          <w:pPr>
-            <w:pStyle w:val="TOCHeading"/>
-            <w:pageBreakBefore w:val="0"/>
-            <w:jc w:val="left"/>
-            <w:rPr>
-              <w:rFonts w:ascii="Calibri" w:hAnsi="Calibri" w:cs="Calibri"/>
-              <w:b/>
-              <w:bCs/>
-            </w:rPr>
-          </w:pPr>
-          <w:r>
-            <w:rPr>
-              <w:rFonts w:ascii="Calibri" w:hAnsi="Calibri" w:cs="Calibri"/>
-              <w:b/>
-              <w:bCs/>
-            </w:rPr>
-            <w:t>Table des matières</w:t>
-          </w:r>
-        </w:p>
-        <w:p>
-          <w:pPr>
-            <w:pStyle w:val="TOC1"/>
-            <w:tabs>
-              <w:tab w:val="right" w:leader="dot" w:pos="9350"/>
-            </w:tabs>
-            <w:rPr>
-              <w:rFonts w:eastAsiaTheme="minorEastAsia"/>
-              <w:noProof/>
-              <w:kern w:val="2"/>
-              <w:sz w:val="24"/>
-              <w:szCs w:val="24"/>
-              <w:lang w:val="fr-CA"/>
-              <w14:ligatures w14:val="standardContextual"/>
-            </w:rPr>
-          </w:pPr>
-          <w:r>
-            <w:rPr>
-              <w:rFonts w:ascii="Calibri" w:hAnsi="Calibri" w:cs="Calibri"/>
-              <w:lang w:val="fr-CA"/>
-            </w:rPr>
-            <w:fldChar w:fldCharType="begin"/>
-          </w:r>
-          <w:r>
-            <w:rPr>
-              <w:rFonts w:ascii="Calibri" w:hAnsi="Calibri" w:cs="Calibri"/>
-              <w:lang w:val="fr-CA"/>
-            </w:rPr>
-            <w:instrText xml:space="preserve"> TOC \o "1-3" \h \z \u </w:instrText>
-          </w:r>
-          <w:r>
-            <w:rPr>
-              <w:rFonts w:ascii="Calibri" w:hAnsi="Calibri" w:cs="Calibri"/>
-              <w:lang w:val="fr-CA"/>
-            </w:rPr>
-            <w:fldChar w:fldCharType="separate"/>
-          </w:r>
-          <w:hyperlink w:anchor="_Toc221104798" w:history="1">
-            <w:r>
-              <w:rPr>
-                <w:rStyle w:val="Hyperlink"/>
-                <w:rFonts w:ascii="Calibri" w:hAnsi="Calibri" w:cs="Calibri"/>
-                <w:noProof/>
-                <w:lang w:val="fr-CA"/>
-              </w:rPr>
-              <w:t>Données biotiques</w:t>
-            </w:r>
-            <w:r>
-              <w:rPr>
-                <w:noProof/>
-                <w:webHidden/>
-                <w:lang w:val="fr-CA"/>
-              </w:rPr>
-              <w:tab/>
-            </w:r>
-            <w:r>
-              <w:rPr>
-                <w:noProof/>
-                <w:webHidden/>
-                <w:lang w:val="fr-CA"/>
-              </w:rPr>
-              <w:fldChar w:fldCharType="begin"/>
-            </w:r>
-            <w:r>
-              <w:rPr>
-                <w:noProof/>
-                <w:webHidden/>
-                <w:lang w:val="fr-CA"/>
-              </w:rPr>
-              <w:instrText xml:space="preserve"> PAGEREF _Toc221104798 \h </w:instrText>
-            </w:r>
-            <w:r>
-              <w:rPr>
-                <w:noProof/>
-                <w:webHidden/>
-                <w:lang w:val="fr-CA"/>
-              </w:rPr>
-            </w:r>
-            <w:r>
-              <w:rPr>
-                <w:noProof/>
-                <w:webHidden/>
-                <w:lang w:val="fr-CA"/>
-              </w:rPr>
-              <w:fldChar w:fldCharType="separate"/>
-            </w:r>
-            <w:r>
-              <w:rPr>
-                <w:noProof/>
-                <w:webHidden/>
-                <w:lang w:val="fr-CA"/>
-              </w:rPr>
-              <w:t>2</w:t>
-            </w:r>
-            <w:r>
-              <w:rPr>
-                <w:noProof/>
-                <w:webHidden/>
-                <w:lang w:val="fr-CA"/>
-              </w:rPr>
-              <w:fldChar w:fldCharType="end"/>
-            </w:r>
-          </w:hyperlink>
-        </w:p>
-        <w:p>
-          <w:pPr>
-            <w:pStyle w:val="TOC2"/>
-            <w:tabs>
-              <w:tab w:val="right" w:leader="dot" w:pos="9350"/>
-            </w:tabs>
-            <w:rPr>
-              <w:rFonts w:eastAsiaTheme="minorEastAsia"/>
-              <w:noProof/>
-              <w:kern w:val="2"/>
-              <w:sz w:val="24"/>
-              <w:szCs w:val="24"/>
-              <w:lang w:val="fr-CA"/>
-              <w14:ligatures w14:val="standardContextual"/>
-            </w:rPr>
-          </w:pPr>
-          <w:hyperlink w:anchor="_Toc221104799" w:history="1">
-            <w:r>
-              <w:rPr>
-                <w:rStyle w:val="Hyperlink"/>
-                <w:rFonts w:ascii="Calibri" w:hAnsi="Calibri" w:cs="Calibri"/>
-                <w:noProof/>
-                <w:lang w:val="fr-CA"/>
-              </w:rPr>
-              <w:t>Fichier de données : richness_biomass.csv</w:t>
-            </w:r>
-            <w:r>
-              <w:rPr>
-                <w:noProof/>
-                <w:webHidden/>
-                <w:lang w:val="fr-CA"/>
-              </w:rPr>
-              <w:tab/>
-            </w:r>
-            <w:r>
-              <w:rPr>
-                <w:noProof/>
-                <w:webHidden/>
-                <w:lang w:val="fr-CA"/>
-              </w:rPr>
-              <w:fldChar w:fldCharType="begin"/>
-            </w:r>
-            <w:r>
-              <w:rPr>
-                <w:noProof/>
-                <w:webHidden/>
-                <w:lang w:val="fr-CA"/>
-              </w:rPr>
-              <w:instrText xml:space="preserve"> PAGEREF _Toc221104799 \h </w:instrText>
-            </w:r>
-            <w:r>
-              <w:rPr>
-                <w:noProof/>
-                <w:webHidden/>
-                <w:lang w:val="fr-CA"/>
-              </w:rPr>
-            </w:r>
-            <w:r>
-              <w:rPr>
-                <w:noProof/>
-                <w:webHidden/>
-                <w:lang w:val="fr-CA"/>
-              </w:rPr>
-              <w:fldChar w:fldCharType="separate"/>
-            </w:r>
-            <w:r>
-              <w:rPr>
-                <w:noProof/>
-                <w:webHidden/>
-                <w:lang w:val="fr-CA"/>
-              </w:rPr>
-              <w:t>3</w:t>
-            </w:r>
-            <w:r>
-              <w:rPr>
-                <w:noProof/>
-                <w:webHidden/>
-                <w:lang w:val="fr-CA"/>
-              </w:rPr>
-              <w:fldChar w:fldCharType="end"/>
-            </w:r>
-          </w:hyperlink>
-        </w:p>
-        <w:p>
-          <w:pPr>
-            <w:pStyle w:val="TOC2"/>
-            <w:tabs>
-              <w:tab w:val="right" w:leader="dot" w:pos="9350"/>
-            </w:tabs>
-            <w:rPr>
-              <w:rFonts w:eastAsiaTheme="minorEastAsia"/>
-              <w:noProof/>
-              <w:kern w:val="2"/>
-              <w:sz w:val="24"/>
-              <w:szCs w:val="24"/>
-              <w:lang w:val="fr-CA"/>
-              <w14:ligatures w14:val="standardContextual"/>
-            </w:rPr>
-          </w:pPr>
-          <w:hyperlink w:anchor="_Toc221104800" w:history="1">
-            <w:r>
-              <w:rPr>
-                <w:rStyle w:val="Hyperlink"/>
-                <w:rFonts w:ascii="Calibri" w:hAnsi="Calibri" w:cs="Calibri"/>
-                <w:noProof/>
-                <w:lang w:val="fr-CA"/>
-              </w:rPr>
-              <w:t>Fichier de données : community biomass_RDA.csv</w:t>
-            </w:r>
-            <w:r>
-              <w:rPr>
-                <w:noProof/>
-                <w:webHidden/>
-                <w:lang w:val="fr-CA"/>
-              </w:rPr>
-              <w:tab/>
-            </w:r>
-            <w:r>
-              <w:rPr>
-                <w:noProof/>
-                <w:webHidden/>
-                <w:lang w:val="fr-CA"/>
-              </w:rPr>
-              <w:fldChar w:fldCharType="begin"/>
-            </w:r>
-            <w:r>
-              <w:rPr>
-                <w:noProof/>
-                <w:webHidden/>
-                <w:lang w:val="fr-CA"/>
-              </w:rPr>
-              <w:instrText xml:space="preserve"> PAGEREF _Toc221104800 \h </w:instrText>
-            </w:r>
-            <w:r>
-              <w:rPr>
-                <w:noProof/>
-                <w:webHidden/>
-                <w:lang w:val="fr-CA"/>
-              </w:rPr>
-            </w:r>
-            <w:r>
-              <w:rPr>
-                <w:noProof/>
-                <w:webHidden/>
-                <w:lang w:val="fr-CA"/>
-              </w:rPr>
-              <w:fldChar w:fldCharType="separate"/>
-            </w:r>
-            <w:r>
-              <w:rPr>
-                <w:noProof/>
-                <w:webHidden/>
-                <w:lang w:val="fr-CA"/>
-              </w:rPr>
-              <w:t>4</w:t>
-            </w:r>
-            <w:r>
-              <w:rPr>
-                <w:noProof/>
-                <w:webHidden/>
-                <w:lang w:val="fr-CA"/>
-              </w:rPr>
-              <w:fldChar w:fldCharType="end"/>
-            </w:r>
-          </w:hyperlink>
-        </w:p>
-        <w:p>
-          <w:pPr>
-            <w:pStyle w:val="TOC2"/>
-            <w:tabs>
-              <w:tab w:val="right" w:leader="dot" w:pos="9350"/>
-            </w:tabs>
-            <w:rPr>
-              <w:rFonts w:eastAsiaTheme="minorEastAsia"/>
-              <w:noProof/>
-              <w:kern w:val="2"/>
-              <w:sz w:val="24"/>
-              <w:szCs w:val="24"/>
-              <w:lang w:val="fr-CA"/>
-              <w14:ligatures w14:val="standardContextual"/>
-            </w:rPr>
-          </w:pPr>
-          <w:hyperlink w:anchor="_Toc221104801" w:history="1">
-            <w:r>
-              <w:rPr>
-                <w:rStyle w:val="Hyperlink"/>
-                <w:rFonts w:ascii="Calibri" w:hAnsi="Calibri" w:cs="Calibri"/>
-                <w:noProof/>
-                <w:lang w:val="fr-CA"/>
-              </w:rPr>
-              <w:t>Fichier de données : sessile biomass_RDA.csv</w:t>
-            </w:r>
-            <w:r>
-              <w:rPr>
-                <w:noProof/>
-                <w:webHidden/>
-                <w:lang w:val="fr-CA"/>
-              </w:rPr>
-              <w:tab/>
-            </w:r>
-            <w:r>
-              <w:rPr>
-                <w:noProof/>
-                <w:webHidden/>
-                <w:lang w:val="fr-CA"/>
-              </w:rPr>
-              <w:fldChar w:fldCharType="begin"/>
-            </w:r>
-            <w:r>
-              <w:rPr>
-                <w:noProof/>
-                <w:webHidden/>
-                <w:lang w:val="fr-CA"/>
-              </w:rPr>
-              <w:instrText xml:space="preserve"> PAGEREF _Toc221104801 \h </w:instrText>
-            </w:r>
-            <w:r>
-              <w:rPr>
-                <w:noProof/>
-                <w:webHidden/>
-                <w:lang w:val="fr-CA"/>
-              </w:rPr>
-            </w:r>
-            <w:r>
-              <w:rPr>
-                <w:noProof/>
-                <w:webHidden/>
-                <w:lang w:val="fr-CA"/>
-              </w:rPr>
-              <w:fldChar w:fldCharType="separate"/>
-            </w:r>
-            <w:r>
-              <w:rPr>
-                <w:noProof/>
-                <w:webHidden/>
-                <w:lang w:val="fr-CA"/>
-              </w:rPr>
-              <w:t>5</w:t>
-            </w:r>
-            <w:r>
-              <w:rPr>
-                <w:noProof/>
-                <w:webHidden/>
-                <w:lang w:val="fr-CA"/>
-              </w:rPr>
-              <w:fldChar w:fldCharType="end"/>
-            </w:r>
-          </w:hyperlink>
-        </w:p>
-        <w:p>
-          <w:pPr>
-            <w:pStyle w:val="TOC2"/>
-            <w:tabs>
-              <w:tab w:val="right" w:leader="dot" w:pos="9350"/>
-            </w:tabs>
-            <w:rPr>
-              <w:rFonts w:eastAsiaTheme="minorEastAsia"/>
-              <w:noProof/>
-              <w:kern w:val="2"/>
-              <w:sz w:val="24"/>
-              <w:szCs w:val="24"/>
-              <w:lang w:val="fr-CA"/>
-              <w14:ligatures w14:val="standardContextual"/>
-            </w:rPr>
-          </w:pPr>
-          <w:hyperlink w:anchor="_Toc221104802" w:history="1">
-            <w:r>
-              <w:rPr>
-                <w:rStyle w:val="Hyperlink"/>
-                <w:rFonts w:ascii="Calibri" w:hAnsi="Calibri" w:cs="Calibri"/>
-                <w:noProof/>
-                <w:lang w:val="fr-CA"/>
-              </w:rPr>
-              <w:t>Fichier de données : community abundance_RDA.csv</w:t>
-            </w:r>
-            <w:r>
-              <w:rPr>
-                <w:noProof/>
-                <w:webHidden/>
-                <w:lang w:val="fr-CA"/>
-              </w:rPr>
-              <w:tab/>
-            </w:r>
-            <w:r>
-              <w:rPr>
-                <w:noProof/>
-                <w:webHidden/>
-                <w:lang w:val="fr-CA"/>
-              </w:rPr>
-              <w:fldChar w:fldCharType="begin"/>
-            </w:r>
-            <w:r>
-              <w:rPr>
-                <w:noProof/>
-                <w:webHidden/>
-                <w:lang w:val="fr-CA"/>
-              </w:rPr>
-              <w:instrText xml:space="preserve"> PAGEREF _Toc221104802 \h </w:instrText>
-            </w:r>
-            <w:r>
-              <w:rPr>
-                <w:noProof/>
-                <w:webHidden/>
-                <w:lang w:val="fr-CA"/>
-              </w:rPr>
-            </w:r>
-            <w:r>
-              <w:rPr>
-                <w:noProof/>
-                <w:webHidden/>
-                <w:lang w:val="fr-CA"/>
-              </w:rPr>
-              <w:fldChar w:fldCharType="separate"/>
-            </w:r>
-            <w:r>
-              <w:rPr>
-                <w:noProof/>
-                <w:webHidden/>
-                <w:lang w:val="fr-CA"/>
-              </w:rPr>
-              <w:t>6</w:t>
-            </w:r>
-            <w:r>
-              <w:rPr>
-                <w:noProof/>
-                <w:webHidden/>
-                <w:lang w:val="fr-CA"/>
-              </w:rPr>
-              <w:fldChar w:fldCharType="end"/>
-            </w:r>
-          </w:hyperlink>
-        </w:p>
-        <w:p>
-          <w:pPr>
-            <w:pStyle w:val="TOC2"/>
-            <w:tabs>
-              <w:tab w:val="right" w:leader="dot" w:pos="9350"/>
-            </w:tabs>
-            <w:rPr>
-              <w:rFonts w:eastAsiaTheme="minorEastAsia"/>
-              <w:noProof/>
-              <w:kern w:val="2"/>
-              <w:sz w:val="24"/>
-              <w:szCs w:val="24"/>
-              <w:lang w:val="fr-CA"/>
-              <w14:ligatures w14:val="standardContextual"/>
-            </w:rPr>
-          </w:pPr>
-          <w:hyperlink w:anchor="_Toc221104803" w:history="1">
-            <w:r>
-              <w:rPr>
-                <w:rStyle w:val="Hyperlink"/>
-                <w:rFonts w:ascii="Calibri" w:hAnsi="Calibri" w:cs="Calibri"/>
-                <w:noProof/>
-                <w:lang w:val="fr-CA"/>
-              </w:rPr>
-              <w:t>Fichier de données : sessile_abundance_RDA.csv</w:t>
-            </w:r>
-            <w:r>
-              <w:rPr>
-                <w:noProof/>
-                <w:webHidden/>
-                <w:lang w:val="fr-CA"/>
-              </w:rPr>
-              <w:tab/>
-            </w:r>
-            <w:r>
-              <w:rPr>
-                <w:noProof/>
-                <w:webHidden/>
-                <w:lang w:val="fr-CA"/>
-              </w:rPr>
-              <w:fldChar w:fldCharType="begin"/>
-            </w:r>
-            <w:r>
-              <w:rPr>
-                <w:noProof/>
-                <w:webHidden/>
-                <w:lang w:val="fr-CA"/>
-              </w:rPr>
-              <w:instrText xml:space="preserve"> PAGEREF _Toc221104803 \h </w:instrText>
-            </w:r>
-            <w:r>
-              <w:rPr>
-                <w:noProof/>
-                <w:webHidden/>
-                <w:lang w:val="fr-CA"/>
-              </w:rPr>
-            </w:r>
-            <w:r>
-              <w:rPr>
-                <w:noProof/>
-                <w:webHidden/>
-                <w:lang w:val="fr-CA"/>
-              </w:rPr>
-              <w:fldChar w:fldCharType="separate"/>
-            </w:r>
-            <w:r>
-              <w:rPr>
-                <w:noProof/>
-                <w:webHidden/>
-                <w:lang w:val="fr-CA"/>
-              </w:rPr>
-              <w:t>7</w:t>
-            </w:r>
-            <w:r>
-              <w:rPr>
-                <w:noProof/>
-                <w:webHidden/>
-                <w:lang w:val="fr-CA"/>
-              </w:rPr>
-              <w:fldChar w:fldCharType="end"/>
-            </w:r>
-          </w:hyperlink>
-        </w:p>
-        <w:p>
-          <w:pPr>
-            <w:pStyle w:val="TOC2"/>
-            <w:tabs>
-              <w:tab w:val="right" w:leader="dot" w:pos="9350"/>
-            </w:tabs>
-            <w:rPr>
-              <w:rFonts w:eastAsiaTheme="minorEastAsia"/>
-              <w:noProof/>
-              <w:kern w:val="2"/>
-              <w:sz w:val="24"/>
-              <w:szCs w:val="24"/>
-              <w:lang w:val="fr-CA"/>
-              <w14:ligatures w14:val="standardContextual"/>
-            </w:rPr>
-          </w:pPr>
-          <w:hyperlink w:anchor="_Toc221104804" w:history="1">
-            <w:r>
-              <w:rPr>
-                <w:rStyle w:val="Hyperlink"/>
-                <w:rFonts w:ascii="Calibri" w:hAnsi="Calibri" w:cs="Calibri"/>
-                <w:noProof/>
-                <w:lang w:val="fr-CA"/>
-              </w:rPr>
-              <w:t>Fichier de données : oyster_abundance_biomass.csv</w:t>
-            </w:r>
-            <w:r>
-              <w:rPr>
-                <w:noProof/>
-                <w:webHidden/>
-                <w:lang w:val="fr-CA"/>
-              </w:rPr>
-              <w:tab/>
-            </w:r>
-            <w:r>
-              <w:rPr>
-                <w:noProof/>
-                <w:webHidden/>
-                <w:lang w:val="fr-CA"/>
-              </w:rPr>
-              <w:fldChar w:fldCharType="begin"/>
-            </w:r>
-            <w:r>
-              <w:rPr>
-                <w:noProof/>
-                <w:webHidden/>
-                <w:lang w:val="fr-CA"/>
-              </w:rPr>
-              <w:instrText xml:space="preserve"> PAGEREF _Toc221104804 \h </w:instrText>
-            </w:r>
-            <w:r>
-              <w:rPr>
-                <w:noProof/>
-                <w:webHidden/>
-                <w:lang w:val="fr-CA"/>
-              </w:rPr>
-            </w:r>
-            <w:r>
-              <w:rPr>
-                <w:noProof/>
-                <w:webHidden/>
-                <w:lang w:val="fr-CA"/>
-              </w:rPr>
-              <w:fldChar w:fldCharType="separate"/>
-            </w:r>
-            <w:r>
-              <w:rPr>
-                <w:noProof/>
-                <w:webHidden/>
-                <w:lang w:val="fr-CA"/>
-              </w:rPr>
-              <w:t>8</w:t>
-            </w:r>
-            <w:r>
-              <w:rPr>
-                <w:noProof/>
-                <w:webHidden/>
-                <w:lang w:val="fr-CA"/>
-              </w:rPr>
-              <w:fldChar w:fldCharType="end"/>
-            </w:r>
-          </w:hyperlink>
-        </w:p>
-        <w:p>
-          <w:pPr>
-            <w:pStyle w:val="TOC2"/>
-            <w:tabs>
-              <w:tab w:val="right" w:leader="dot" w:pos="9350"/>
-            </w:tabs>
-            <w:rPr>
-              <w:rFonts w:eastAsiaTheme="minorEastAsia"/>
-              <w:noProof/>
-              <w:kern w:val="2"/>
-              <w:sz w:val="24"/>
-              <w:szCs w:val="24"/>
-              <w:lang w:val="fr-CA"/>
-              <w14:ligatures w14:val="standardContextual"/>
-            </w:rPr>
-          </w:pPr>
-          <w:hyperlink w:anchor="_Toc221104805" w:history="1">
-            <w:r>
-              <w:rPr>
-                <w:rStyle w:val="Hyperlink"/>
-                <w:rFonts w:ascii="Calibri" w:hAnsi="Calibri" w:cs="Calibri"/>
-                <w:noProof/>
-                <w:lang w:val="fr-CA"/>
-              </w:rPr>
-              <w:t>Fichier de données : fish_counts_behaviour.csv</w:t>
-            </w:r>
-            <w:r>
-              <w:rPr>
-                <w:noProof/>
-                <w:webHidden/>
-                <w:lang w:val="fr-CA"/>
-              </w:rPr>
-              <w:tab/>
-            </w:r>
-            <w:r>
-              <w:rPr>
-                <w:noProof/>
-                <w:webHidden/>
-                <w:lang w:val="fr-CA"/>
-              </w:rPr>
-              <w:fldChar w:fldCharType="begin"/>
-            </w:r>
-            <w:r>
-              <w:rPr>
-                <w:noProof/>
-                <w:webHidden/>
-                <w:lang w:val="fr-CA"/>
-              </w:rPr>
-              <w:instrText xml:space="preserve"> PAGEREF _Toc221104805 \h </w:instrText>
-            </w:r>
-            <w:r>
-              <w:rPr>
-                <w:noProof/>
-                <w:webHidden/>
-                <w:lang w:val="fr-CA"/>
-              </w:rPr>
-            </w:r>
-            <w:r>
-              <w:rPr>
-                <w:noProof/>
-                <w:webHidden/>
-                <w:lang w:val="fr-CA"/>
-              </w:rPr>
-              <w:fldChar w:fldCharType="separate"/>
-            </w:r>
-            <w:r>
-              <w:rPr>
-                <w:noProof/>
-                <w:webHidden/>
-                <w:lang w:val="fr-CA"/>
-              </w:rPr>
-              <w:t>9</w:t>
-            </w:r>
-            <w:r>
-              <w:rPr>
-                <w:noProof/>
-                <w:webHidden/>
-                <w:lang w:val="fr-CA"/>
-              </w:rPr>
-              <w:fldChar w:fldCharType="end"/>
-            </w:r>
-          </w:hyperlink>
-        </w:p>
-        <w:p>
-          <w:pPr>
-            <w:pStyle w:val="TOC1"/>
-            <w:tabs>
-              <w:tab w:val="right" w:leader="dot" w:pos="9350"/>
-            </w:tabs>
-            <w:rPr>
-              <w:rFonts w:eastAsiaTheme="minorEastAsia"/>
-              <w:noProof/>
-              <w:kern w:val="2"/>
-              <w:sz w:val="24"/>
-              <w:szCs w:val="24"/>
-              <w:lang w:val="fr-CA"/>
-              <w14:ligatures w14:val="standardContextual"/>
-            </w:rPr>
-          </w:pPr>
-          <w:hyperlink w:anchor="_Toc221104806" w:history="1">
-            <w:r>
-              <w:rPr>
-                <w:rStyle w:val="Hyperlink"/>
-                <w:rFonts w:ascii="Calibri" w:hAnsi="Calibri" w:cs="Calibri"/>
-                <w:noProof/>
-                <w:lang w:val="fr-CA"/>
-              </w:rPr>
-              <w:t>Données abiotiques</w:t>
-            </w:r>
-            <w:r>
-              <w:rPr>
-                <w:noProof/>
-                <w:webHidden/>
-                <w:lang w:val="fr-CA"/>
-              </w:rPr>
-              <w:tab/>
-            </w:r>
-            <w:r>
-              <w:rPr>
-                <w:noProof/>
-                <w:webHidden/>
-                <w:lang w:val="fr-CA"/>
-              </w:rPr>
-              <w:fldChar w:fldCharType="begin"/>
-            </w:r>
-            <w:r>
-              <w:rPr>
-                <w:noProof/>
-                <w:webHidden/>
-                <w:lang w:val="fr-CA"/>
-              </w:rPr>
-              <w:instrText xml:space="preserve"> PAGEREF _Toc221104806 \h </w:instrText>
-            </w:r>
-            <w:r>
-              <w:rPr>
-                <w:noProof/>
-                <w:webHidden/>
-                <w:lang w:val="fr-CA"/>
-              </w:rPr>
-            </w:r>
-            <w:r>
-              <w:rPr>
-                <w:noProof/>
-                <w:webHidden/>
-                <w:lang w:val="fr-CA"/>
-              </w:rPr>
-              <w:fldChar w:fldCharType="separate"/>
-            </w:r>
-            <w:r>
-              <w:rPr>
-                <w:noProof/>
-                <w:webHidden/>
-                <w:lang w:val="fr-CA"/>
-              </w:rPr>
-              <w:t>10</w:t>
-            </w:r>
-            <w:r>
-              <w:rPr>
-                <w:noProof/>
-                <w:webHidden/>
-                <w:lang w:val="fr-CA"/>
-              </w:rPr>
-              <w:fldChar w:fldCharType="end"/>
-            </w:r>
-          </w:hyperlink>
-        </w:p>
-        <w:p>
-          <w:pPr>
-            <w:pStyle w:val="TOC2"/>
-            <w:tabs>
-              <w:tab w:val="right" w:leader="dot" w:pos="9350"/>
-            </w:tabs>
-            <w:rPr>
-              <w:rFonts w:eastAsiaTheme="minorEastAsia"/>
-              <w:noProof/>
-              <w:kern w:val="2"/>
-              <w:sz w:val="24"/>
-              <w:szCs w:val="24"/>
-              <w:lang w:val="fr-CA"/>
-              <w14:ligatures w14:val="standardContextual"/>
-            </w:rPr>
-          </w:pPr>
-          <w:hyperlink w:anchor="_Toc221104807" w:history="1">
-            <w:r>
-              <w:rPr>
-                <w:rStyle w:val="Hyperlink"/>
-                <w:rFonts w:ascii="Calibri" w:hAnsi="Calibri" w:cs="Calibri"/>
-                <w:noProof/>
-                <w:lang w:val="fr-CA"/>
-              </w:rPr>
-              <w:t>Fichier de données : abiotic_hourly.csv</w:t>
-            </w:r>
-            <w:r>
-              <w:rPr>
-                <w:noProof/>
-                <w:webHidden/>
-                <w:lang w:val="fr-CA"/>
-              </w:rPr>
-              <w:tab/>
-            </w:r>
-            <w:r>
-              <w:rPr>
-                <w:noProof/>
-                <w:webHidden/>
-                <w:lang w:val="fr-CA"/>
-              </w:rPr>
-              <w:fldChar w:fldCharType="begin"/>
-            </w:r>
-            <w:r>
-              <w:rPr>
-                <w:noProof/>
-                <w:webHidden/>
-                <w:lang w:val="fr-CA"/>
-              </w:rPr>
-              <w:instrText xml:space="preserve"> PAGEREF _Toc221104807 \h </w:instrText>
-            </w:r>
-            <w:r>
-              <w:rPr>
-                <w:noProof/>
-                <w:webHidden/>
-                <w:lang w:val="fr-CA"/>
-              </w:rPr>
-            </w:r>
-            <w:r>
-              <w:rPr>
-                <w:noProof/>
-                <w:webHidden/>
-                <w:lang w:val="fr-CA"/>
-              </w:rPr>
-              <w:fldChar w:fldCharType="separate"/>
-            </w:r>
-            <w:r>
-              <w:rPr>
-                <w:noProof/>
-                <w:webHidden/>
-                <w:lang w:val="fr-CA"/>
-              </w:rPr>
-              <w:t>11</w:t>
-            </w:r>
-            <w:r>
-              <w:rPr>
-                <w:noProof/>
-                <w:webHidden/>
-                <w:lang w:val="fr-CA"/>
-              </w:rPr>
-              <w:fldChar w:fldCharType="end"/>
-            </w:r>
-          </w:hyperlink>
-        </w:p>
-        <w:p>
-          <w:pPr>
-            <w:pStyle w:val="TOC2"/>
-            <w:tabs>
-              <w:tab w:val="right" w:leader="dot" w:pos="9350"/>
-            </w:tabs>
-            <w:rPr>
-              <w:rFonts w:eastAsiaTheme="minorEastAsia"/>
-              <w:noProof/>
-              <w:kern w:val="2"/>
-              <w:sz w:val="24"/>
-              <w:szCs w:val="24"/>
-              <w:lang w:val="fr-CA"/>
-              <w14:ligatures w14:val="standardContextual"/>
-            </w:rPr>
-          </w:pPr>
-          <w:hyperlink w:anchor="_Toc221104808" w:history="1">
-            <w:r>
-              <w:rPr>
-                <w:rStyle w:val="Hyperlink"/>
-                <w:rFonts w:ascii="Calibri" w:hAnsi="Calibri" w:cs="Calibri"/>
-                <w:noProof/>
-                <w:lang w:val="fr-CA"/>
-              </w:rPr>
-              <w:t>Fichier de données : do_hourly.csv</w:t>
-            </w:r>
-            <w:r>
-              <w:rPr>
-                <w:noProof/>
-                <w:webHidden/>
-                <w:lang w:val="fr-CA"/>
-              </w:rPr>
-              <w:tab/>
-            </w:r>
-            <w:r>
-              <w:rPr>
-                <w:noProof/>
-                <w:webHidden/>
-                <w:lang w:val="fr-CA"/>
-              </w:rPr>
-              <w:fldChar w:fldCharType="begin"/>
-            </w:r>
-            <w:r>
-              <w:rPr>
-                <w:noProof/>
-                <w:webHidden/>
-                <w:lang w:val="fr-CA"/>
-              </w:rPr>
-              <w:instrText xml:space="preserve"> PAGEREF _Toc221104808 \h </w:instrText>
-            </w:r>
-            <w:r>
-              <w:rPr>
-                <w:noProof/>
-                <w:webHidden/>
-                <w:lang w:val="fr-CA"/>
-              </w:rPr>
-            </w:r>
-            <w:r>
-              <w:rPr>
-                <w:noProof/>
-                <w:webHidden/>
-                <w:lang w:val="fr-CA"/>
-              </w:rPr>
-              <w:fldChar w:fldCharType="separate"/>
-            </w:r>
-            <w:r>
-              <w:rPr>
-                <w:noProof/>
-                <w:webHidden/>
-                <w:lang w:val="fr-CA"/>
-              </w:rPr>
-              <w:t>12</w:t>
-            </w:r>
-            <w:r>
-              <w:rPr>
-                <w:noProof/>
-                <w:webHidden/>
-                <w:lang w:val="fr-CA"/>
-              </w:rPr>
-              <w:fldChar w:fldCharType="end"/>
-            </w:r>
-          </w:hyperlink>
-        </w:p>
-        <w:p>
-          <w:pPr>
-            <w:pStyle w:val="TOC2"/>
-            <w:tabs>
-              <w:tab w:val="right" w:leader="dot" w:pos="9350"/>
-            </w:tabs>
-            <w:rPr>
-              <w:rFonts w:eastAsiaTheme="minorEastAsia"/>
-              <w:noProof/>
-              <w:kern w:val="2"/>
-              <w:sz w:val="24"/>
-              <w:szCs w:val="24"/>
-              <w:lang w:val="fr-CA"/>
-              <w14:ligatures w14:val="standardContextual"/>
-            </w:rPr>
-          </w:pPr>
-          <w:hyperlink w:anchor="_Toc221104809" w:history="1">
-            <w:r>
-              <w:rPr>
-                <w:rStyle w:val="Hyperlink"/>
-                <w:rFonts w:ascii="Calibri" w:hAnsi="Calibri" w:cs="Calibri"/>
-                <w:noProof/>
-                <w:lang w:val="fr-CA"/>
-              </w:rPr>
-              <w:t>Fichier de données : turbidity_partial.csv</w:t>
-            </w:r>
-            <w:r>
-              <w:rPr>
-                <w:noProof/>
-                <w:webHidden/>
-                <w:lang w:val="fr-CA"/>
-              </w:rPr>
-              <w:tab/>
-            </w:r>
-            <w:r>
-              <w:rPr>
-                <w:noProof/>
-                <w:webHidden/>
-                <w:lang w:val="fr-CA"/>
-              </w:rPr>
-              <w:fldChar w:fldCharType="begin"/>
-            </w:r>
-            <w:r>
-              <w:rPr>
-                <w:noProof/>
-                <w:webHidden/>
-                <w:lang w:val="fr-CA"/>
-              </w:rPr>
-              <w:instrText xml:space="preserve"> PAGEREF _Toc221104809 \h </w:instrText>
-            </w:r>
-            <w:r>
-              <w:rPr>
-                <w:noProof/>
-                <w:webHidden/>
-                <w:lang w:val="fr-CA"/>
-              </w:rPr>
-            </w:r>
-            <w:r>
-              <w:rPr>
-                <w:noProof/>
-                <w:webHidden/>
-                <w:lang w:val="fr-CA"/>
-              </w:rPr>
-              <w:fldChar w:fldCharType="separate"/>
-            </w:r>
-            <w:r>
-              <w:rPr>
-                <w:noProof/>
-                <w:webHidden/>
-                <w:lang w:val="fr-CA"/>
-              </w:rPr>
-              <w:t>13</w:t>
-            </w:r>
-            <w:r>
-              <w:rPr>
-                <w:noProof/>
-                <w:webHidden/>
-                <w:lang w:val="fr-CA"/>
-              </w:rPr>
-              <w:fldChar w:fldCharType="end"/>
-            </w:r>
-          </w:hyperlink>
-        </w:p>
-        <w:p>
-          <w:pPr>
-            <w:rPr>
-              <w:rFonts w:ascii="Calibri" w:hAnsi="Calibri" w:cs="Calibri"/>
-              <w:lang w:val="fr-CA"/>
-            </w:rPr>
-          </w:pPr>
-          <w:r>
-            <w:rPr>
-              <w:rFonts w:ascii="Calibri" w:hAnsi="Calibri" w:cs="Calibri"/>
-              <w:b/>
-              <w:bCs/>
-              <w:noProof/>
-              <w:lang w:val="fr-CA"/>
-            </w:rPr>
-            <w:fldChar w:fldCharType="end"/>
-          </w:r>
-        </w:p>
-      </w:sdtContent>
-    </w:sdt>
+          <w:sz w:val="32"/>
+          <w:szCs w:val="32"/>
+          <w:lang w:val="fr-CA"/>
+        </w:rPr>
+      </w:pPr>
+    </w:p>
     <w:p>
       <w:pPr>
         <w:rPr>
@@ -1158,6 +91,7 @@
     <w:p>
       <w:pPr>
         <w:pStyle w:val="Heading1"/>
+        <w:pageBreakBefore w:val="0"/>
         <w:rPr>
           <w:rFonts w:ascii="Calibri" w:hAnsi="Calibri" w:cs="Calibri"/>
         </w:rPr>
@@ -1170,7 +104,6 @@
         </w:sectPr>
       </w:pPr>
       <w:bookmarkStart w:id="0" w:name="_Toc221022464"/>
-      <w:bookmarkStart w:id="1" w:name="_Toc221104798"/>
       <w:r>
         <w:rPr>
           <w:rFonts w:ascii="Calibri" w:hAnsi="Calibri" w:cs="Calibri"/>
@@ -1179,20 +112,17 @@
         <w:t>Données biotiques</w:t>
       </w:r>
       <w:bookmarkEnd w:id="0"/>
-      <w:bookmarkEnd w:id="1"/>
     </w:p>
     <w:p>
       <w:pPr>
         <w:pStyle w:val="Heading2"/>
       </w:pPr>
-      <w:bookmarkStart w:id="2" w:name="_Toc221022465"/>
-      <w:bookmarkStart w:id="3" w:name="_Toc221104799"/>
+      <w:bookmarkStart w:id="1" w:name="_Toc221022465"/>
       <w:r>
         <w:lastRenderedPageBreak/>
         <w:t>Fichier de données : richness_biomass.csv</w:t>
       </w:r>
-      <w:bookmarkEnd w:id="2"/>
-      <w:bookmarkEnd w:id="3"/>
+      <w:bookmarkEnd w:id="1"/>
     </w:p>
     <w:p>
       <w:pPr>
@@ -1804,8 +734,33 @@
       <w:pPr>
         <w:pStyle w:val="Heading2"/>
       </w:pPr>
-      <w:bookmarkStart w:id="4" w:name="_Toc221022466"/>
-      <w:bookmarkStart w:id="5" w:name="_Toc221104800"/>
+      <w:bookmarkStart w:id="2" w:name="_Toc221022466"/>
+    </w:p>
+    <w:p>
+      <w:pPr>
+        <w:spacing w:line="278" w:lineRule="auto"/>
+        <w:rPr>
+          <w:rFonts w:ascii="Calibri" w:eastAsiaTheme="majorEastAsia" w:hAnsi="Calibri" w:cs="Calibri"/>
+          <w:b/>
+          <w:bCs/>
+          <w:kern w:val="2"/>
+          <w:sz w:val="32"/>
+          <w:szCs w:val="32"/>
+          <w:lang w:val="fr-CA"/>
+          <w14:ligatures w14:val="standardContextual"/>
+        </w:rPr>
+      </w:pPr>
+      <w:r>
+        <w:rPr>
+          <w:lang w:val="fr-CA"/>
+        </w:rPr>
+        <w:br w:type="page"/>
+      </w:r>
+    </w:p>
+    <w:p>
+      <w:pPr>
+        <w:pStyle w:val="Heading2"/>
+      </w:pPr>
       <w:r>
         <w:lastRenderedPageBreak/>
         <w:t xml:space="preserve">Fichier de données : </w:t>
@@ -1818,8 +773,7 @@
       <w:r>
         <w:t xml:space="preserve"> biomass_RDA.csv</w:t>
       </w:r>
-      <w:bookmarkEnd w:id="4"/>
-      <w:bookmarkEnd w:id="5"/>
+      <w:bookmarkEnd w:id="2"/>
     </w:p>
     <w:p>
       <w:pPr>
@@ -2453,14 +1407,35 @@
       <w:pPr>
         <w:pStyle w:val="Heading2"/>
       </w:pPr>
-      <w:bookmarkStart w:id="6" w:name="_Toc221022467"/>
-      <w:bookmarkStart w:id="7" w:name="_Toc221104801"/>
+      <w:bookmarkStart w:id="3" w:name="_Toc221022467"/>
+    </w:p>
+    <w:p>
+      <w:pPr>
+        <w:spacing w:line="278" w:lineRule="auto"/>
+        <w:rPr>
+          <w:rFonts w:ascii="Calibri" w:eastAsiaTheme="majorEastAsia" w:hAnsi="Calibri" w:cs="Calibri"/>
+          <w:b/>
+          <w:bCs/>
+          <w:kern w:val="2"/>
+          <w:sz w:val="32"/>
+          <w:szCs w:val="32"/>
+          <w:lang w:val="fr-CA"/>
+          <w14:ligatures w14:val="standardContextual"/>
+        </w:rPr>
+      </w:pPr>
+      <w:r>
+        <w:br w:type="page"/>
+      </w:r>
+    </w:p>
+    <w:p>
+      <w:pPr>
+        <w:pStyle w:val="Heading2"/>
+      </w:pPr>
       <w:r>
         <w:lastRenderedPageBreak/>
         <w:t>Fichier de données : sessile biomass_RDA.csv</w:t>
       </w:r>
-      <w:bookmarkEnd w:id="6"/>
-      <w:bookmarkEnd w:id="7"/>
+      <w:bookmarkEnd w:id="3"/>
     </w:p>
     <w:p>
       <w:pPr>
@@ -3070,8 +2045,33 @@
       <w:pPr>
         <w:pStyle w:val="Heading2"/>
       </w:pPr>
-      <w:bookmarkStart w:id="8" w:name="_Toc221022468"/>
-      <w:bookmarkStart w:id="9" w:name="_Toc221104802"/>
+      <w:bookmarkStart w:id="4" w:name="_Toc221022468"/>
+    </w:p>
+    <w:p>
+      <w:pPr>
+        <w:spacing w:line="278" w:lineRule="auto"/>
+        <w:rPr>
+          <w:rFonts w:ascii="Calibri" w:eastAsiaTheme="majorEastAsia" w:hAnsi="Calibri" w:cs="Calibri"/>
+          <w:b/>
+          <w:bCs/>
+          <w:kern w:val="2"/>
+          <w:sz w:val="32"/>
+          <w:szCs w:val="32"/>
+          <w:lang w:val="fr-CA"/>
+          <w14:ligatures w14:val="standardContextual"/>
+        </w:rPr>
+      </w:pPr>
+      <w:r>
+        <w:rPr>
+          <w:lang w:val="fr-CA"/>
+        </w:rPr>
+        <w:br w:type="page"/>
+      </w:r>
+    </w:p>
+    <w:p>
+      <w:pPr>
+        <w:pStyle w:val="Heading2"/>
+      </w:pPr>
       <w:r>
         <w:lastRenderedPageBreak/>
         <w:t xml:space="preserve">Fichier de données : </w:t>
@@ -3084,8 +2084,7 @@
       <w:r>
         <w:t xml:space="preserve"> abundance_RDA.csv</w:t>
       </w:r>
-      <w:bookmarkEnd w:id="8"/>
-      <w:bookmarkEnd w:id="9"/>
+      <w:bookmarkEnd w:id="4"/>
     </w:p>
     <w:p>
       <w:pPr>
@@ -3719,14 +2718,35 @@
       <w:pPr>
         <w:pStyle w:val="Heading2"/>
       </w:pPr>
-      <w:bookmarkStart w:id="10" w:name="_Toc221022469"/>
-      <w:bookmarkStart w:id="11" w:name="_Toc221104803"/>
+      <w:bookmarkStart w:id="5" w:name="_Toc221022469"/>
+    </w:p>
+    <w:p>
+      <w:pPr>
+        <w:spacing w:line="278" w:lineRule="auto"/>
+        <w:rPr>
+          <w:rFonts w:ascii="Calibri" w:eastAsiaTheme="majorEastAsia" w:hAnsi="Calibri" w:cs="Calibri"/>
+          <w:b/>
+          <w:bCs/>
+          <w:kern w:val="2"/>
+          <w:sz w:val="32"/>
+          <w:szCs w:val="32"/>
+          <w:lang w:val="fr-CA"/>
+          <w14:ligatures w14:val="standardContextual"/>
+        </w:rPr>
+      </w:pPr>
+      <w:r>
+        <w:br w:type="page"/>
+      </w:r>
+    </w:p>
+    <w:p>
+      <w:pPr>
+        <w:pStyle w:val="Heading2"/>
+      </w:pPr>
       <w:r>
         <w:lastRenderedPageBreak/>
         <w:t>Fichier de données : sessile_abundance_RDA.csv</w:t>
       </w:r>
-      <w:bookmarkEnd w:id="10"/>
-      <w:bookmarkEnd w:id="11"/>
+      <w:bookmarkEnd w:id="5"/>
     </w:p>
     <w:p>
       <w:pPr>
@@ -4320,14 +3340,38 @@
       <w:pPr>
         <w:pStyle w:val="Heading2"/>
       </w:pPr>
-      <w:bookmarkStart w:id="12" w:name="_Toc221022470"/>
-      <w:bookmarkStart w:id="13" w:name="_Toc221104804"/>
+      <w:bookmarkStart w:id="6" w:name="_Toc221022470"/>
+    </w:p>
+    <w:p>
+      <w:pPr>
+        <w:spacing w:line="278" w:lineRule="auto"/>
+        <w:rPr>
+          <w:rFonts w:ascii="Calibri" w:eastAsiaTheme="majorEastAsia" w:hAnsi="Calibri" w:cs="Calibri"/>
+          <w:b/>
+          <w:bCs/>
+          <w:kern w:val="2"/>
+          <w:sz w:val="32"/>
+          <w:szCs w:val="32"/>
+          <w:lang w:val="fr-CA"/>
+          <w14:ligatures w14:val="standardContextual"/>
+        </w:rPr>
+      </w:pPr>
+      <w:r>
+        <w:rPr>
+          <w:lang w:val="fr-CA"/>
+        </w:rPr>
+        <w:br w:type="page"/>
+      </w:r>
+    </w:p>
+    <w:p>
+      <w:pPr>
+        <w:pStyle w:val="Heading2"/>
+      </w:pPr>
       <w:r>
         <w:lastRenderedPageBreak/>
         <w:t>Fichier de données : oyster_abundance_biomass.csv</w:t>
       </w:r>
-      <w:bookmarkEnd w:id="12"/>
-      <w:bookmarkEnd w:id="13"/>
+      <w:bookmarkEnd w:id="6"/>
     </w:p>
     <w:p>
       <w:pPr>
@@ -4935,14 +3979,38 @@
       <w:pPr>
         <w:pStyle w:val="Heading2"/>
       </w:pPr>
-      <w:bookmarkStart w:id="14" w:name="_Toc221022471"/>
-      <w:bookmarkStart w:id="15" w:name="_Toc221104805"/>
+      <w:bookmarkStart w:id="7" w:name="_Toc221022471"/>
+    </w:p>
+    <w:p>
+      <w:pPr>
+        <w:spacing w:line="278" w:lineRule="auto"/>
+        <w:rPr>
+          <w:rFonts w:ascii="Calibri" w:eastAsiaTheme="majorEastAsia" w:hAnsi="Calibri" w:cs="Calibri"/>
+          <w:b/>
+          <w:bCs/>
+          <w:kern w:val="2"/>
+          <w:sz w:val="32"/>
+          <w:szCs w:val="32"/>
+          <w:lang w:val="fr-CA"/>
+          <w14:ligatures w14:val="standardContextual"/>
+        </w:rPr>
+      </w:pPr>
+      <w:r>
+        <w:rPr>
+          <w:lang w:val="fr-CA"/>
+        </w:rPr>
+        <w:br w:type="page"/>
+      </w:r>
+    </w:p>
+    <w:p>
+      <w:pPr>
+        <w:pStyle w:val="Heading2"/>
+      </w:pPr>
       <w:r>
         <w:lastRenderedPageBreak/>
         <w:t>Fichier de données : fish_counts_behaviour.csv</w:t>
       </w:r>
-      <w:bookmarkEnd w:id="14"/>
-      <w:bookmarkEnd w:id="15"/>
+      <w:bookmarkEnd w:id="7"/>
     </w:p>
     <w:p>
       <w:pPr>
@@ -5693,6 +4761,7 @@
     <w:p>
       <w:pPr>
         <w:pStyle w:val="Heading1"/>
+        <w:pageBreakBefore w:val="0"/>
         <w:rPr>
           <w:rFonts w:ascii="Calibri" w:hAnsi="Calibri" w:cs="Calibri"/>
         </w:rPr>
@@ -5704,8 +4773,7 @@
           <w:docGrid w:linePitch="360"/>
         </w:sectPr>
       </w:pPr>
-      <w:bookmarkStart w:id="16" w:name="_Toc221022472"/>
-      <w:bookmarkStart w:id="17" w:name="_Toc221104806"/>
+      <w:bookmarkStart w:id="8" w:name="_Toc221022472"/>
       <w:r>
         <w:rPr>
           <w:rFonts w:ascii="Calibri" w:hAnsi="Calibri" w:cs="Calibri"/>
@@ -5713,21 +4781,18 @@
         <w:lastRenderedPageBreak/>
         <w:t>Données abiotiques</w:t>
       </w:r>
-      <w:bookmarkEnd w:id="16"/>
-      <w:bookmarkEnd w:id="17"/>
+      <w:bookmarkEnd w:id="8"/>
     </w:p>
     <w:p>
       <w:pPr>
         <w:pStyle w:val="Heading2"/>
       </w:pPr>
-      <w:bookmarkStart w:id="18" w:name="_Toc221022473"/>
-      <w:bookmarkStart w:id="19" w:name="_Toc221104807"/>
+      <w:bookmarkStart w:id="9" w:name="_Toc221022473"/>
       <w:r>
         <w:lastRenderedPageBreak/>
         <w:t>Fichier de données : abiotic_hourly.csv</w:t>
       </w:r>
-      <w:bookmarkEnd w:id="18"/>
-      <w:bookmarkEnd w:id="19"/>
+      <w:bookmarkEnd w:id="9"/>
     </w:p>
     <w:p>
       <w:pPr>
@@ -6716,14 +5781,38 @@
       <w:pPr>
         <w:pStyle w:val="Heading2"/>
       </w:pPr>
-      <w:bookmarkStart w:id="20" w:name="_Toc221022474"/>
-      <w:bookmarkStart w:id="21" w:name="_Toc221104808"/>
+      <w:bookmarkStart w:id="10" w:name="_Toc221022474"/>
+    </w:p>
+    <w:p>
+      <w:pPr>
+        <w:spacing w:line="278" w:lineRule="auto"/>
+        <w:rPr>
+          <w:rFonts w:ascii="Calibri" w:eastAsiaTheme="majorEastAsia" w:hAnsi="Calibri" w:cs="Calibri"/>
+          <w:b/>
+          <w:bCs/>
+          <w:kern w:val="2"/>
+          <w:sz w:val="32"/>
+          <w:szCs w:val="32"/>
+          <w:lang w:val="fr-CA"/>
+          <w14:ligatures w14:val="standardContextual"/>
+        </w:rPr>
+      </w:pPr>
+      <w:r>
+        <w:rPr>
+          <w:lang w:val="fr-CA"/>
+        </w:rPr>
+        <w:br w:type="page"/>
+      </w:r>
+    </w:p>
+    <w:p>
+      <w:pPr>
+        <w:pStyle w:val="Heading2"/>
+      </w:pPr>
       <w:r>
         <w:lastRenderedPageBreak/>
         <w:t>Fichier de données : do_hourly.csv</w:t>
       </w:r>
-      <w:bookmarkEnd w:id="20"/>
-      <w:bookmarkEnd w:id="21"/>
+      <w:bookmarkEnd w:id="10"/>
     </w:p>
     <w:p>
       <w:pPr>
@@ -7479,14 +6568,38 @@
       <w:pPr>
         <w:pStyle w:val="Heading2"/>
       </w:pPr>
-      <w:bookmarkStart w:id="22" w:name="_Toc221022475"/>
-      <w:bookmarkStart w:id="23" w:name="_Toc221104809"/>
+      <w:bookmarkStart w:id="11" w:name="_Toc221022475"/>
+    </w:p>
+    <w:p>
+      <w:pPr>
+        <w:spacing w:line="278" w:lineRule="auto"/>
+        <w:rPr>
+          <w:rFonts w:ascii="Calibri" w:eastAsiaTheme="majorEastAsia" w:hAnsi="Calibri" w:cs="Calibri"/>
+          <w:b/>
+          <w:bCs/>
+          <w:kern w:val="2"/>
+          <w:sz w:val="32"/>
+          <w:szCs w:val="32"/>
+          <w:lang w:val="fr-CA"/>
+          <w14:ligatures w14:val="standardContextual"/>
+        </w:rPr>
+      </w:pPr>
+      <w:r>
+        <w:rPr>
+          <w:lang w:val="fr-CA"/>
+        </w:rPr>
+        <w:br w:type="page"/>
+      </w:r>
+    </w:p>
+    <w:p>
+      <w:pPr>
+        <w:pStyle w:val="Heading2"/>
+      </w:pPr>
       <w:r>
         <w:lastRenderedPageBreak/>
         <w:t>Fichier de données : turbidity_partial.csv</w:t>
       </w:r>
-      <w:bookmarkEnd w:id="22"/>
-      <w:bookmarkEnd w:id="23"/>
+      <w:bookmarkEnd w:id="11"/>
     </w:p>
     <w:p>
       <w:pPr>
@@ -8809,11 +7922,10 @@
     <w:uiPriority w:val="9"/>
     <w:unhideWhenUsed/>
     <w:qFormat/>
-    <w:rsid w:val="00735A73"/>
+    <w:rsid w:val="008773FE"/>
     <w:pPr>
       <w:keepNext/>
       <w:keepLines/>
-      <w:pageBreakBefore/>
       <w:spacing w:before="160" w:after="80" w:line="278" w:lineRule="auto"/>
       <w:outlineLvl w:val="1"/>
     </w:pPr>
@@ -9054,7 +8166,7 @@
     <w:basedOn w:val="DefaultParagraphFont"/>
     <w:link w:val="Heading2"/>
     <w:uiPriority w:val="9"/>
-    <w:rsid w:val="00735A73"/>
+    <w:rsid w:val="008773FE"/>
     <w:rPr>
       <w:rFonts w:ascii="Calibri" w:eastAsiaTheme="majorEastAsia" w:hAnsi="Calibri" w:cs="Calibri"/>
       <w:b/>
@@ -9371,21 +8483,18 @@
   </w:style>
   <w:style w:type="paragraph" w:styleId="TOCHeading">
     <w:name w:val="TOC Heading"/>
-    <w:basedOn w:val="Heading1"/>
+    <w:basedOn w:val="Normal"/>
     <w:next w:val="Normal"/>
     <w:uiPriority w:val="39"/>
     <w:unhideWhenUsed/>
     <w:qFormat/>
-    <w:rsid w:val="00735A73"/>
+    <w:rsid w:val="000A7480"/>
     <w:pPr>
-      <w:spacing w:before="240" w:after="0" w:line="259" w:lineRule="auto"/>
-      <w:outlineLvl w:val="9"/>
+      <w:spacing w:before="240" w:after="0"/>
     </w:pPr>
     <w:rPr>
-      <w:kern w:val="0"/>
       <w:sz w:val="32"/>
       <w:szCs w:val="32"/>
-      <w14:ligatures w14:val="none"/>
     </w:rPr>
   </w:style>
   <w:style w:type="paragraph" w:styleId="TOC1">
@@ -9395,8 +8504,11 @@
     <w:autoRedefine/>
     <w:uiPriority w:val="39"/>
     <w:unhideWhenUsed/>
-    <w:rsid w:val="00735A73"/>
+    <w:rsid w:val="000A7480"/>
     <w:pPr>
+      <w:tabs>
+        <w:tab w:val="right" w:leader="dot" w:pos="9350"/>
+      </w:tabs>
       <w:spacing w:after="100"/>
     </w:pPr>
   </w:style>
@@ -9407,10 +8519,10 @@
     <w:autoRedefine/>
     <w:uiPriority w:val="39"/>
     <w:unhideWhenUsed/>
-    <w:rsid w:val="00735A73"/>
+    <w:rsid w:val="009D3251"/>
     <w:pPr>
       <w:spacing w:after="100"/>
-      <w:ind w:left="220"/>
+      <w:ind w:left="216"/>
     </w:pPr>
   </w:style>
   <w:style w:type="character" w:styleId="Hyperlink">
@@ -9451,6 +8563,20 @@
       <w:szCs w:val="22"/>
       <w14:ligatures w14:val="none"/>
     </w:rPr>
+  </w:style>
+  <w:style w:type="paragraph" w:styleId="TOC3">
+    <w:name w:val="toc 3"/>
+    <w:basedOn w:val="Normal"/>
+    <w:next w:val="Normal"/>
+    <w:autoRedefine/>
+    <w:uiPriority w:val="39"/>
+    <w:semiHidden/>
+    <w:unhideWhenUsed/>
+    <w:rsid w:val="000A7480"/>
+    <w:pPr>
+      <w:spacing w:after="100"/>
+      <w:ind w:left="440"/>
+    </w:pPr>
   </w:style>
 </w:styles>
 </file>
